--- a/CC104 FINAL PROJECT.docx
+++ b/CC104 FINAL PROJECT.docx
@@ -1127,6 +1127,7 @@
         </w:rPr>
         <w:t xml:space="preserve"> </w:t>
       </w:r>
+      <w:proofErr w:type="spellStart"/>
       <w:r>
         <w:rPr>
           <w:rFonts w:ascii="Times New Roman" w:eastAsia="Times New Roman" w:hAnsi="Times New Roman" w:cs="Times New Roman"/>
@@ -1137,7 +1138,20 @@
           <w:szCs w:val="24"/>
           <w14:ligatures w14:val="none"/>
         </w:rPr>
-        <w:t>MangaSubmission Table:</w:t>
+        <w:t>MangaSubmission</w:t>
+      </w:r>
+      <w:proofErr w:type="spellEnd"/>
+      <w:r>
+        <w:rPr>
+          <w:rFonts w:ascii="Times New Roman" w:eastAsia="Times New Roman" w:hAnsi="Times New Roman" w:cs="Times New Roman"/>
+          <w:b/>
+          <w:bCs/>
+          <w:kern w:val="0"/>
+          <w:sz w:val="24"/>
+          <w:szCs w:val="24"/>
+          <w14:ligatures w14:val="none"/>
+        </w:rPr>
+        <w:t xml:space="preserve"> Table:</w:t>
       </w:r>
       <w:r>
         <w:rPr>
@@ -1516,7 +1530,25 @@
           <w:sz w:val="24"/>
           <w:szCs w:val="24"/>
         </w:rPr>
-        <w:t>If a user is_admin he can approve the status of the submission.</w:t>
+        <w:t xml:space="preserve">If a user </w:t>
+      </w:r>
+      <w:proofErr w:type="spellStart"/>
+      <w:r>
+        <w:rPr>
+          <w:rFonts w:ascii="Arial" w:hAnsi="Arial" w:cs="Arial"/>
+          <w:sz w:val="24"/>
+          <w:szCs w:val="24"/>
+        </w:rPr>
+        <w:t>is_admin</w:t>
+      </w:r>
+      <w:proofErr w:type="spellEnd"/>
+      <w:r>
+        <w:rPr>
+          <w:rFonts w:ascii="Arial" w:hAnsi="Arial" w:cs="Arial"/>
+          <w:sz w:val="24"/>
+          <w:szCs w:val="24"/>
+        </w:rPr>
+        <w:t xml:space="preserve"> he can approve the status of the submission.</w:t>
       </w:r>
     </w:p>
     <w:p>
@@ -1661,15 +1693,86 @@
     </w:p>
     <w:p>
       <w:pPr>
+        <w:pStyle w:val="NormalWeb"/>
+      </w:pPr>
+      <w:r>
+        <w:rPr>
+          <w:noProof/>
+        </w:rPr>
+        <w:drawing>
+          <wp:anchor distT="0" distB="0" distL="114300" distR="114300" simplePos="0" relativeHeight="251662336" behindDoc="0" locked="0" layoutInCell="1" allowOverlap="1" wp14:anchorId="21DD2D87" wp14:editId="0CEE4B7E">
+            <wp:simplePos x="0" y="0"/>
+            <wp:positionH relativeFrom="column">
+              <wp:posOffset>-389103</wp:posOffset>
+            </wp:positionH>
+            <wp:positionV relativeFrom="paragraph">
+              <wp:posOffset>1035600</wp:posOffset>
+            </wp:positionV>
+            <wp:extent cx="6802755" cy="3643630"/>
+            <wp:effectExtent l="0" t="0" r="0" b="0"/>
+            <wp:wrapTopAndBottom/>
+            <wp:docPr id="1478705904" name="Picture 2"/>
+            <wp:cNvGraphicFramePr>
+              <a:graphicFrameLocks xmlns:a="http://schemas.openxmlformats.org/drawingml/2006/main" noChangeAspect="1"/>
+            </wp:cNvGraphicFramePr>
+            <a:graphic xmlns:a="http://schemas.openxmlformats.org/drawingml/2006/main">
+              <a:graphicData uri="http://schemas.openxmlformats.org/drawingml/2006/picture">
+                <pic:pic xmlns:pic="http://schemas.openxmlformats.org/drawingml/2006/picture">
+                  <pic:nvPicPr>
+                    <pic:cNvPr id="0" name="Picture 3"/>
+                    <pic:cNvPicPr>
+                      <a:picLocks noChangeAspect="1" noChangeArrowheads="1"/>
+                    </pic:cNvPicPr>
+                  </pic:nvPicPr>
+                  <pic:blipFill>
+                    <a:blip r:embed="rId8">
+                      <a:extLst>
+                        <a:ext uri="{28A0092B-C50C-407E-A947-70E740481C1C}">
+                          <a14:useLocalDpi xmlns:a14="http://schemas.microsoft.com/office/drawing/2010/main" val="0"/>
+                        </a:ext>
+                      </a:extLst>
+                    </a:blip>
+                    <a:srcRect/>
+                    <a:stretch>
+                      <a:fillRect/>
+                    </a:stretch>
+                  </pic:blipFill>
+                  <pic:spPr bwMode="auto">
+                    <a:xfrm>
+                      <a:off x="0" y="0"/>
+                      <a:ext cx="6802755" cy="3643630"/>
+                    </a:xfrm>
+                    <a:prstGeom prst="rect">
+                      <a:avLst/>
+                    </a:prstGeom>
+                    <a:noFill/>
+                    <a:ln>
+                      <a:noFill/>
+                    </a:ln>
+                  </pic:spPr>
+                </pic:pic>
+              </a:graphicData>
+            </a:graphic>
+            <wp14:sizeRelH relativeFrom="margin">
+              <wp14:pctWidth>0</wp14:pctWidth>
+            </wp14:sizeRelH>
+            <wp14:sizeRelV relativeFrom="margin">
+              <wp14:pctHeight>0</wp14:pctHeight>
+            </wp14:sizeRelV>
+          </wp:anchor>
+        </w:drawing>
+      </w:r>
+      <w:r>
         <w:rPr>
           <w:rFonts w:ascii="Arial" w:hAnsi="Arial" w:cs="Arial"/>
           <w:b/>
           <w:bCs/>
-          <w:sz w:val="24"/>
-          <w:szCs w:val="24"/>
-        </w:rPr>
-      </w:pPr>
-      <w:r>
+        </w:rPr>
+        <w:br w:type="page"/>
+      </w:r>
+    </w:p>
+    <w:p>
+      <w:pPr>
         <w:rPr>
           <w:rFonts w:ascii="Arial" w:hAnsi="Arial" w:cs="Arial"/>
           <w:b/>
@@ -1677,8 +1780,7 @@
           <w:sz w:val="24"/>
           <w:szCs w:val="24"/>
         </w:rPr>
-        <w:br w:type="page"/>
-      </w:r>
+      </w:pPr>
     </w:p>
     <w:p>
       <w:pPr>
@@ -1777,28 +1879,38 @@
           <w:szCs w:val="24"/>
         </w:rPr>
       </w:pPr>
-      <w:r>
+    </w:p>
+    <w:p>
+      <w:pPr>
         <w:rPr>
           <w:rFonts w:ascii="Arial" w:hAnsi="Arial" w:cs="Arial"/>
           <w:b/>
           <w:bCs/>
-          <w:noProof/>
+          <w:sz w:val="24"/>
+          <w:szCs w:val="24"/>
+        </w:rPr>
+      </w:pPr>
+      <w:r>
+        <w:rPr>
+          <w:rFonts w:ascii="Arial" w:hAnsi="Arial" w:cs="Arial"/>
+          <w:b/>
+          <w:bCs/>
           <w:sz w:val="24"/>
           <w:szCs w:val="24"/>
         </w:rPr>
         <w:drawing>
-          <wp:anchor distT="0" distB="0" distL="114300" distR="114300" simplePos="0" relativeHeight="251661312" behindDoc="0" locked="0" layoutInCell="1" allowOverlap="1" wp14:anchorId="24C4D2B9" wp14:editId="0BD5A6EF">
+          <wp:anchor distT="0" distB="0" distL="114300" distR="114300" simplePos="0" relativeHeight="251663360" behindDoc="0" locked="0" layoutInCell="1" allowOverlap="1" wp14:anchorId="2B8A1437" wp14:editId="36EEDF65">
             <wp:simplePos x="0" y="0"/>
             <wp:positionH relativeFrom="column">
-              <wp:posOffset>-691134</wp:posOffset>
+              <wp:posOffset>-833120</wp:posOffset>
             </wp:positionH>
             <wp:positionV relativeFrom="paragraph">
-              <wp:posOffset>150114</wp:posOffset>
+              <wp:posOffset>250825</wp:posOffset>
             </wp:positionV>
-            <wp:extent cx="7311620" cy="3511296"/>
-            <wp:effectExtent l="0" t="0" r="3810" b="0"/>
-            <wp:wrapNone/>
-            <wp:docPr id="1374503287" name="Picture 1"/>
+            <wp:extent cx="7505700" cy="3593465"/>
+            <wp:effectExtent l="0" t="0" r="0" b="6985"/>
+            <wp:wrapTopAndBottom/>
+            <wp:docPr id="111796197" name="Picture 1"/>
             <wp:cNvGraphicFramePr>
               <a:graphicFrameLocks xmlns:a="http://schemas.openxmlformats.org/drawingml/2006/main" noChangeAspect="1"/>
             </wp:cNvGraphicFramePr>
@@ -1806,11 +1918,11 @@
               <a:graphicData uri="http://schemas.openxmlformats.org/drawingml/2006/picture">
                 <pic:pic xmlns:pic="http://schemas.openxmlformats.org/drawingml/2006/picture">
                   <pic:nvPicPr>
-                    <pic:cNvPr id="1374503287" name=""/>
+                    <pic:cNvPr id="111796197" name=""/>
                     <pic:cNvPicPr/>
                   </pic:nvPicPr>
                   <pic:blipFill>
-                    <a:blip r:embed="rId8">
+                    <a:blip r:embed="rId9">
                       <a:extLst>
                         <a:ext uri="{28A0092B-C50C-407E-A947-70E740481C1C}">
                           <a14:useLocalDpi xmlns:a14="http://schemas.microsoft.com/office/drawing/2010/main" val="0"/>
@@ -1824,7 +1936,7 @@
                   <pic:spPr>
                     <a:xfrm>
                       <a:off x="0" y="0"/>
-                      <a:ext cx="7311620" cy="3511296"/>
+                      <a:ext cx="7505700" cy="3593465"/>
                     </a:xfrm>
                     <a:prstGeom prst="rect">
                       <a:avLst/>
@@ -1842,17 +1954,6 @@
           </wp:anchor>
         </w:drawing>
       </w:r>
-    </w:p>
-    <w:p>
-      <w:pPr>
-        <w:rPr>
-          <w:rFonts w:ascii="Arial" w:hAnsi="Arial" w:cs="Arial"/>
-          <w:b/>
-          <w:bCs/>
-          <w:sz w:val="24"/>
-          <w:szCs w:val="24"/>
-        </w:rPr>
-      </w:pPr>
       <w:r>
         <w:rPr>
           <w:rFonts w:ascii="Arial" w:hAnsi="Arial" w:cs="Arial"/>
@@ -2072,6 +2173,7 @@
                 <w:szCs w:val="24"/>
               </w:rPr>
             </w:pPr>
+            <w:proofErr w:type="spellStart"/>
             <w:r>
               <w:rPr>
                 <w:rFonts w:ascii="Arial" w:hAnsi="Arial" w:cs="Arial"/>
@@ -2080,6 +2182,7 @@
               </w:rPr>
               <w:t>User_id</w:t>
             </w:r>
+            <w:proofErr w:type="spellEnd"/>
           </w:p>
         </w:tc>
         <w:tc>
@@ -2138,13 +2241,23 @@
                 <w:szCs w:val="24"/>
               </w:rPr>
             </w:pPr>
-            <w:r>
-              <w:rPr>
-                <w:rFonts w:ascii="Arial" w:hAnsi="Arial" w:cs="Arial"/>
-                <w:sz w:val="24"/>
-                <w:szCs w:val="24"/>
-              </w:rPr>
-              <w:t>User_Id is the primary key of the table User</w:t>
+            <w:proofErr w:type="spellStart"/>
+            <w:r>
+              <w:rPr>
+                <w:rFonts w:ascii="Arial" w:hAnsi="Arial" w:cs="Arial"/>
+                <w:sz w:val="24"/>
+                <w:szCs w:val="24"/>
+              </w:rPr>
+              <w:t>User_Id</w:t>
+            </w:r>
+            <w:proofErr w:type="spellEnd"/>
+            <w:r>
+              <w:rPr>
+                <w:rFonts w:ascii="Arial" w:hAnsi="Arial" w:cs="Arial"/>
+                <w:sz w:val="24"/>
+                <w:szCs w:val="24"/>
+              </w:rPr>
+              <w:t xml:space="preserve"> is the primary key of the table User</w:t>
             </w:r>
           </w:p>
         </w:tc>
@@ -2189,13 +2302,23 @@
                 <w:szCs w:val="24"/>
               </w:rPr>
             </w:pPr>
-            <w:r>
-              <w:rPr>
-                <w:rFonts w:ascii="Arial" w:hAnsi="Arial" w:cs="Arial"/>
-                <w:sz w:val="24"/>
-                <w:szCs w:val="24"/>
-              </w:rPr>
-              <w:t>VARCHAR(255)</w:t>
+            <w:proofErr w:type="gramStart"/>
+            <w:r>
+              <w:rPr>
+                <w:rFonts w:ascii="Arial" w:hAnsi="Arial" w:cs="Arial"/>
+                <w:sz w:val="24"/>
+                <w:szCs w:val="24"/>
+              </w:rPr>
+              <w:t>VARCHAR(</w:t>
+            </w:r>
+            <w:proofErr w:type="gramEnd"/>
+            <w:r>
+              <w:rPr>
+                <w:rFonts w:ascii="Arial" w:hAnsi="Arial" w:cs="Arial"/>
+                <w:sz w:val="24"/>
+                <w:szCs w:val="24"/>
+              </w:rPr>
+              <w:t>255)</w:t>
             </w:r>
           </w:p>
         </w:tc>
@@ -2284,13 +2407,23 @@
                 <w:szCs w:val="24"/>
               </w:rPr>
             </w:pPr>
-            <w:r>
-              <w:rPr>
-                <w:rFonts w:ascii="Arial" w:hAnsi="Arial" w:cs="Arial"/>
-                <w:sz w:val="24"/>
-                <w:szCs w:val="24"/>
-              </w:rPr>
-              <w:t>VARCHAR(255)</w:t>
+            <w:proofErr w:type="gramStart"/>
+            <w:r>
+              <w:rPr>
+                <w:rFonts w:ascii="Arial" w:hAnsi="Arial" w:cs="Arial"/>
+                <w:sz w:val="24"/>
+                <w:szCs w:val="24"/>
+              </w:rPr>
+              <w:t>VARCHAR(</w:t>
+            </w:r>
+            <w:proofErr w:type="gramEnd"/>
+            <w:r>
+              <w:rPr>
+                <w:rFonts w:ascii="Arial" w:hAnsi="Arial" w:cs="Arial"/>
+                <w:sz w:val="24"/>
+                <w:szCs w:val="24"/>
+              </w:rPr>
+              <w:t>255)</w:t>
             </w:r>
           </w:p>
         </w:tc>
@@ -2379,13 +2512,23 @@
                 <w:szCs w:val="24"/>
               </w:rPr>
             </w:pPr>
-            <w:r>
-              <w:rPr>
-                <w:rFonts w:ascii="Arial" w:hAnsi="Arial" w:cs="Arial"/>
-                <w:sz w:val="24"/>
-                <w:szCs w:val="24"/>
-              </w:rPr>
-              <w:t>VARCHAR(255)</w:t>
+            <w:proofErr w:type="gramStart"/>
+            <w:r>
+              <w:rPr>
+                <w:rFonts w:ascii="Arial" w:hAnsi="Arial" w:cs="Arial"/>
+                <w:sz w:val="24"/>
+                <w:szCs w:val="24"/>
+              </w:rPr>
+              <w:t>VARCHAR(</w:t>
+            </w:r>
+            <w:proofErr w:type="gramEnd"/>
+            <w:r>
+              <w:rPr>
+                <w:rFonts w:ascii="Arial" w:hAnsi="Arial" w:cs="Arial"/>
+                <w:sz w:val="24"/>
+                <w:szCs w:val="24"/>
+              </w:rPr>
+              <w:t>255)</w:t>
             </w:r>
           </w:p>
         </w:tc>
@@ -2452,6 +2595,7 @@
                 <w:szCs w:val="24"/>
               </w:rPr>
             </w:pPr>
+            <w:proofErr w:type="spellStart"/>
             <w:r>
               <w:rPr>
                 <w:rFonts w:ascii="Arial" w:hAnsi="Arial" w:cs="Arial"/>
@@ -2460,6 +2604,7 @@
               </w:rPr>
               <w:t>Registered_date</w:t>
             </w:r>
+            <w:proofErr w:type="spellEnd"/>
           </w:p>
         </w:tc>
         <w:tc>
@@ -2480,23 +2625,7 @@
                 <w:sz w:val="24"/>
                 <w:szCs w:val="24"/>
               </w:rPr>
-              <w:t>VARCHAR(</w:t>
-            </w:r>
-            <w:r>
-              <w:rPr>
-                <w:rFonts w:ascii="Arial" w:hAnsi="Arial" w:cs="Arial"/>
-                <w:sz w:val="24"/>
-                <w:szCs w:val="24"/>
-              </w:rPr>
-              <w:t>20</w:t>
-            </w:r>
-            <w:r>
-              <w:rPr>
-                <w:rFonts w:ascii="Arial" w:hAnsi="Arial" w:cs="Arial"/>
-                <w:sz w:val="24"/>
-                <w:szCs w:val="24"/>
-              </w:rPr>
-              <w:t>)</w:t>
+              <w:t>TIMESTAMP</w:t>
             </w:r>
           </w:p>
         </w:tc>
@@ -2563,6 +2692,7 @@
                 <w:szCs w:val="24"/>
               </w:rPr>
             </w:pPr>
+            <w:proofErr w:type="spellStart"/>
             <w:r>
               <w:rPr>
                 <w:rFonts w:ascii="Arial" w:hAnsi="Arial" w:cs="Arial"/>
@@ -2571,6 +2701,7 @@
               </w:rPr>
               <w:t>Profile_picture</w:t>
             </w:r>
+            <w:proofErr w:type="spellEnd"/>
           </w:p>
         </w:tc>
         <w:tc>
@@ -2585,13 +2716,23 @@
                 <w:szCs w:val="24"/>
               </w:rPr>
             </w:pPr>
-            <w:r>
-              <w:rPr>
-                <w:rFonts w:ascii="Arial" w:hAnsi="Arial" w:cs="Arial"/>
-                <w:sz w:val="24"/>
-                <w:szCs w:val="24"/>
-              </w:rPr>
-              <w:t>VARCHAR(255)</w:t>
+            <w:proofErr w:type="gramStart"/>
+            <w:r>
+              <w:rPr>
+                <w:rFonts w:ascii="Arial" w:hAnsi="Arial" w:cs="Arial"/>
+                <w:sz w:val="24"/>
+                <w:szCs w:val="24"/>
+              </w:rPr>
+              <w:t>VARCHAR(</w:t>
+            </w:r>
+            <w:proofErr w:type="gramEnd"/>
+            <w:r>
+              <w:rPr>
+                <w:rFonts w:ascii="Arial" w:hAnsi="Arial" w:cs="Arial"/>
+                <w:sz w:val="24"/>
+                <w:szCs w:val="24"/>
+              </w:rPr>
+              <w:t>255)</w:t>
             </w:r>
           </w:p>
         </w:tc>
@@ -2629,13 +2770,23 @@
                 <w:szCs w:val="24"/>
               </w:rPr>
             </w:pPr>
-            <w:r>
-              <w:rPr>
-                <w:rFonts w:ascii="Arial" w:hAnsi="Arial" w:cs="Arial"/>
-                <w:sz w:val="24"/>
-                <w:szCs w:val="24"/>
-              </w:rPr>
-              <w:t>Profile_picture is a column where the profile picture is being stored</w:t>
+            <w:proofErr w:type="spellStart"/>
+            <w:r>
+              <w:rPr>
+                <w:rFonts w:ascii="Arial" w:hAnsi="Arial" w:cs="Arial"/>
+                <w:sz w:val="24"/>
+                <w:szCs w:val="24"/>
+              </w:rPr>
+              <w:t>Profile_picture</w:t>
+            </w:r>
+            <w:proofErr w:type="spellEnd"/>
+            <w:r>
+              <w:rPr>
+                <w:rFonts w:ascii="Arial" w:hAnsi="Arial" w:cs="Arial"/>
+                <w:sz w:val="24"/>
+                <w:szCs w:val="24"/>
+              </w:rPr>
+              <w:t xml:space="preserve"> is a column where the profile picture is being stored</w:t>
             </w:r>
           </w:p>
         </w:tc>
@@ -2680,13 +2831,23 @@
                 <w:szCs w:val="24"/>
               </w:rPr>
             </w:pPr>
-            <w:r>
-              <w:rPr>
-                <w:rFonts w:ascii="Arial" w:hAnsi="Arial" w:cs="Arial"/>
-                <w:sz w:val="24"/>
-                <w:szCs w:val="24"/>
-              </w:rPr>
-              <w:t>VARCHAR(255)</w:t>
+            <w:proofErr w:type="gramStart"/>
+            <w:r>
+              <w:rPr>
+                <w:rFonts w:ascii="Arial" w:hAnsi="Arial" w:cs="Arial"/>
+                <w:sz w:val="24"/>
+                <w:szCs w:val="24"/>
+              </w:rPr>
+              <w:t>VARCHAR(</w:t>
+            </w:r>
+            <w:proofErr w:type="gramEnd"/>
+            <w:r>
+              <w:rPr>
+                <w:rFonts w:ascii="Arial" w:hAnsi="Arial" w:cs="Arial"/>
+                <w:sz w:val="24"/>
+                <w:szCs w:val="24"/>
+              </w:rPr>
+              <w:t>255)</w:t>
             </w:r>
           </w:p>
         </w:tc>
@@ -2753,6 +2914,7 @@
                 <w:szCs w:val="24"/>
               </w:rPr>
             </w:pPr>
+            <w:proofErr w:type="spellStart"/>
             <w:r>
               <w:rPr>
                 <w:rFonts w:ascii="Arial" w:hAnsi="Arial" w:cs="Arial"/>
@@ -2761,6 +2923,7 @@
               </w:rPr>
               <w:t>Is_admin</w:t>
             </w:r>
+            <w:proofErr w:type="spellEnd"/>
           </w:p>
         </w:tc>
         <w:tc>
@@ -2819,14 +2982,52 @@
                 <w:szCs w:val="24"/>
               </w:rPr>
             </w:pPr>
-            <w:r>
-              <w:rPr>
-                <w:rFonts w:ascii="Arial" w:hAnsi="Arial" w:cs="Arial"/>
-                <w:sz w:val="24"/>
-                <w:szCs w:val="24"/>
-              </w:rPr>
-              <w:t>Is_admin is a status verification whether the user is admin. If he is an admin he has the authority to approve a manga submission or delete a user, manga, chapter, etc</w:t>
-            </w:r>
+            <w:proofErr w:type="spellStart"/>
+            <w:r>
+              <w:rPr>
+                <w:rFonts w:ascii="Arial" w:hAnsi="Arial" w:cs="Arial"/>
+                <w:sz w:val="24"/>
+                <w:szCs w:val="24"/>
+              </w:rPr>
+              <w:t>Is_admin</w:t>
+            </w:r>
+            <w:proofErr w:type="spellEnd"/>
+            <w:r>
+              <w:rPr>
+                <w:rFonts w:ascii="Arial" w:hAnsi="Arial" w:cs="Arial"/>
+                <w:sz w:val="24"/>
+                <w:szCs w:val="24"/>
+              </w:rPr>
+              <w:t xml:space="preserve"> is a status verification whether the user is admin. If he is an </w:t>
+            </w:r>
+            <w:proofErr w:type="gramStart"/>
+            <w:r>
+              <w:rPr>
+                <w:rFonts w:ascii="Arial" w:hAnsi="Arial" w:cs="Arial"/>
+                <w:sz w:val="24"/>
+                <w:szCs w:val="24"/>
+              </w:rPr>
+              <w:t>admin</w:t>
+            </w:r>
+            <w:proofErr w:type="gramEnd"/>
+            <w:r>
+              <w:rPr>
+                <w:rFonts w:ascii="Arial" w:hAnsi="Arial" w:cs="Arial"/>
+                <w:sz w:val="24"/>
+                <w:szCs w:val="24"/>
+              </w:rPr>
+              <w:t xml:space="preserve"> he has the authority to approve a manga submission or delete a user, manga, chapter, </w:t>
+            </w:r>
+            <w:proofErr w:type="spellStart"/>
+            <w:r>
+              <w:rPr>
+                <w:rFonts w:ascii="Arial" w:hAnsi="Arial" w:cs="Arial"/>
+                <w:sz w:val="24"/>
+                <w:szCs w:val="24"/>
+              </w:rPr>
+              <w:t>etc</w:t>
+            </w:r>
+            <w:proofErr w:type="spellEnd"/>
           </w:p>
         </w:tc>
       </w:tr>
@@ -2848,6 +3049,7 @@
                 <w:szCs w:val="24"/>
               </w:rPr>
             </w:pPr>
+            <w:proofErr w:type="spellStart"/>
             <w:r>
               <w:rPr>
                 <w:rFonts w:ascii="Arial" w:hAnsi="Arial" w:cs="Arial"/>
@@ -2856,6 +3058,7 @@
               </w:rPr>
               <w:t>Is_deleted</w:t>
             </w:r>
+            <w:proofErr w:type="spellEnd"/>
           </w:p>
         </w:tc>
         <w:tc>
@@ -2914,13 +3117,41 @@
                 <w:szCs w:val="24"/>
               </w:rPr>
             </w:pPr>
-            <w:r>
-              <w:rPr>
-                <w:rFonts w:ascii="Arial" w:hAnsi="Arial" w:cs="Arial"/>
-                <w:sz w:val="24"/>
-                <w:szCs w:val="24"/>
-              </w:rPr>
-              <w:t>is_deleted refers to when a user gets deleted. Instead of deleting the actual data. It flag the data as deleted (true) and filter it out.</w:t>
+            <w:proofErr w:type="spellStart"/>
+            <w:r>
+              <w:rPr>
+                <w:rFonts w:ascii="Arial" w:hAnsi="Arial" w:cs="Arial"/>
+                <w:sz w:val="24"/>
+                <w:szCs w:val="24"/>
+              </w:rPr>
+              <w:t>is_deleted</w:t>
+            </w:r>
+            <w:proofErr w:type="spellEnd"/>
+            <w:r>
+              <w:rPr>
+                <w:rFonts w:ascii="Arial" w:hAnsi="Arial" w:cs="Arial"/>
+                <w:sz w:val="24"/>
+                <w:szCs w:val="24"/>
+              </w:rPr>
+              <w:t xml:space="preserve"> refers to when a user gets deleted. Instead of deleting the actual data. It </w:t>
+            </w:r>
+            <w:proofErr w:type="gramStart"/>
+            <w:r>
+              <w:rPr>
+                <w:rFonts w:ascii="Arial" w:hAnsi="Arial" w:cs="Arial"/>
+                <w:sz w:val="24"/>
+                <w:szCs w:val="24"/>
+              </w:rPr>
+              <w:t>flag</w:t>
+            </w:r>
+            <w:proofErr w:type="gramEnd"/>
+            <w:r>
+              <w:rPr>
+                <w:rFonts w:ascii="Arial" w:hAnsi="Arial" w:cs="Arial"/>
+                <w:sz w:val="24"/>
+                <w:szCs w:val="24"/>
+              </w:rPr>
+              <w:t xml:space="preserve"> the data as deleted (true) and filter it out.</w:t>
             </w:r>
           </w:p>
         </w:tc>
@@ -3104,6 +3335,7 @@
                 <w:szCs w:val="24"/>
               </w:rPr>
             </w:pPr>
+            <w:proofErr w:type="spellStart"/>
             <w:r>
               <w:rPr>
                 <w:rFonts w:ascii="Arial" w:hAnsi="Arial" w:cs="Arial"/>
@@ -3120,6 +3352,7 @@
               </w:rPr>
               <w:t>_Id</w:t>
             </w:r>
+            <w:proofErr w:type="spellEnd"/>
           </w:p>
         </w:tc>
         <w:tc>
@@ -3178,13 +3411,23 @@
                 <w:szCs w:val="24"/>
               </w:rPr>
             </w:pPr>
-            <w:r>
-              <w:rPr>
-                <w:rFonts w:ascii="Arial" w:hAnsi="Arial" w:cs="Arial"/>
-                <w:sz w:val="24"/>
-                <w:szCs w:val="24"/>
-              </w:rPr>
-              <w:t>Manga_id is the primary key of the manga submission table</w:t>
+            <w:proofErr w:type="spellStart"/>
+            <w:r>
+              <w:rPr>
+                <w:rFonts w:ascii="Arial" w:hAnsi="Arial" w:cs="Arial"/>
+                <w:sz w:val="24"/>
+                <w:szCs w:val="24"/>
+              </w:rPr>
+              <w:t>Manga_id</w:t>
+            </w:r>
+            <w:proofErr w:type="spellEnd"/>
+            <w:r>
+              <w:rPr>
+                <w:rFonts w:ascii="Arial" w:hAnsi="Arial" w:cs="Arial"/>
+                <w:sz w:val="24"/>
+                <w:szCs w:val="24"/>
+              </w:rPr>
+              <w:t xml:space="preserve"> is the primary key of the manga submission table</w:t>
             </w:r>
           </w:p>
         </w:tc>
@@ -3207,6 +3450,7 @@
                 <w:szCs w:val="24"/>
               </w:rPr>
             </w:pPr>
+            <w:proofErr w:type="spellStart"/>
             <w:r>
               <w:rPr>
                 <w:rFonts w:ascii="Arial" w:hAnsi="Arial" w:cs="Arial"/>
@@ -3215,6 +3459,7 @@
               </w:rPr>
               <w:t>User_Id</w:t>
             </w:r>
+            <w:proofErr w:type="spellEnd"/>
           </w:p>
         </w:tc>
         <w:tc>
@@ -3273,21 +3518,49 @@
                 <w:szCs w:val="24"/>
               </w:rPr>
             </w:pPr>
-            <w:r>
-              <w:rPr>
-                <w:rFonts w:ascii="Arial" w:hAnsi="Arial" w:cs="Arial"/>
-                <w:sz w:val="24"/>
-                <w:szCs w:val="24"/>
-              </w:rPr>
-              <w:t>User_id is a foreign key associated to User table</w:t>
-            </w:r>
-            <w:r>
-              <w:rPr>
-                <w:rFonts w:ascii="Arial" w:hAnsi="Arial" w:cs="Arial"/>
-                <w:sz w:val="24"/>
-                <w:szCs w:val="24"/>
-              </w:rPr>
-              <w:t>. It connects the user_id to the user table</w:t>
+            <w:proofErr w:type="spellStart"/>
+            <w:r>
+              <w:rPr>
+                <w:rFonts w:ascii="Arial" w:hAnsi="Arial" w:cs="Arial"/>
+                <w:sz w:val="24"/>
+                <w:szCs w:val="24"/>
+              </w:rPr>
+              <w:t>User_id</w:t>
+            </w:r>
+            <w:proofErr w:type="spellEnd"/>
+            <w:r>
+              <w:rPr>
+                <w:rFonts w:ascii="Arial" w:hAnsi="Arial" w:cs="Arial"/>
+                <w:sz w:val="24"/>
+                <w:szCs w:val="24"/>
+              </w:rPr>
+              <w:t xml:space="preserve"> is a foreign key associated to User table</w:t>
+            </w:r>
+            <w:r>
+              <w:rPr>
+                <w:rFonts w:ascii="Arial" w:hAnsi="Arial" w:cs="Arial"/>
+                <w:sz w:val="24"/>
+                <w:szCs w:val="24"/>
+              </w:rPr>
+              <w:t xml:space="preserve">. It connects the </w:t>
+            </w:r>
+            <w:proofErr w:type="spellStart"/>
+            <w:r>
+              <w:rPr>
+                <w:rFonts w:ascii="Arial" w:hAnsi="Arial" w:cs="Arial"/>
+                <w:sz w:val="24"/>
+                <w:szCs w:val="24"/>
+              </w:rPr>
+              <w:t>user_id</w:t>
+            </w:r>
+            <w:proofErr w:type="spellEnd"/>
+            <w:r>
+              <w:rPr>
+                <w:rFonts w:ascii="Arial" w:hAnsi="Arial" w:cs="Arial"/>
+                <w:sz w:val="24"/>
+                <w:szCs w:val="24"/>
+              </w:rPr>
+              <w:t xml:space="preserve"> to the user table</w:t>
             </w:r>
           </w:p>
         </w:tc>
@@ -3332,13 +3605,23 @@
                 <w:szCs w:val="24"/>
               </w:rPr>
             </w:pPr>
-            <w:r>
-              <w:rPr>
-                <w:rFonts w:ascii="Arial" w:hAnsi="Arial" w:cs="Arial"/>
-                <w:sz w:val="24"/>
-                <w:szCs w:val="24"/>
-              </w:rPr>
-              <w:t>VARCHAR(255)</w:t>
+            <w:proofErr w:type="gramStart"/>
+            <w:r>
+              <w:rPr>
+                <w:rFonts w:ascii="Arial" w:hAnsi="Arial" w:cs="Arial"/>
+                <w:sz w:val="24"/>
+                <w:szCs w:val="24"/>
+              </w:rPr>
+              <w:t>VARCHAR(</w:t>
+            </w:r>
+            <w:proofErr w:type="gramEnd"/>
+            <w:r>
+              <w:rPr>
+                <w:rFonts w:ascii="Arial" w:hAnsi="Arial" w:cs="Arial"/>
+                <w:sz w:val="24"/>
+                <w:szCs w:val="24"/>
+              </w:rPr>
+              <w:t>255)</w:t>
             </w:r>
           </w:p>
         </w:tc>
@@ -3427,6 +3710,7 @@
                 <w:szCs w:val="24"/>
               </w:rPr>
             </w:pPr>
+            <w:proofErr w:type="gramStart"/>
             <w:r>
               <w:rPr>
                 <w:rFonts w:ascii="Arial" w:hAnsi="Arial" w:cs="Arial"/>
@@ -3435,6 +3719,7 @@
               </w:rPr>
               <w:t>VARCHAR(</w:t>
             </w:r>
+            <w:proofErr w:type="gramEnd"/>
             <w:r>
               <w:rPr>
                 <w:rFonts w:ascii="Arial" w:hAnsi="Arial" w:cs="Arial"/>
@@ -3538,6 +3823,7 @@
                 <w:szCs w:val="24"/>
               </w:rPr>
             </w:pPr>
+            <w:proofErr w:type="gramStart"/>
             <w:r>
               <w:rPr>
                 <w:rFonts w:ascii="Arial" w:hAnsi="Arial" w:cs="Arial"/>
@@ -3546,6 +3832,7 @@
               </w:rPr>
               <w:t>VARCHAR(</w:t>
             </w:r>
+            <w:proofErr w:type="gramEnd"/>
             <w:r>
               <w:rPr>
                 <w:rFonts w:ascii="Arial" w:hAnsi="Arial" w:cs="Arial"/>
@@ -3657,13 +3944,23 @@
                 <w:szCs w:val="24"/>
               </w:rPr>
             </w:pPr>
-            <w:r>
-              <w:rPr>
-                <w:rFonts w:ascii="Arial" w:hAnsi="Arial" w:cs="Arial"/>
-                <w:sz w:val="24"/>
-                <w:szCs w:val="24"/>
-              </w:rPr>
-              <w:t>VARCHAR(20)</w:t>
+            <w:proofErr w:type="gramStart"/>
+            <w:r>
+              <w:rPr>
+                <w:rFonts w:ascii="Arial" w:hAnsi="Arial" w:cs="Arial"/>
+                <w:sz w:val="24"/>
+                <w:szCs w:val="24"/>
+              </w:rPr>
+              <w:t>VARCHAR(</w:t>
+            </w:r>
+            <w:proofErr w:type="gramEnd"/>
+            <w:r>
+              <w:rPr>
+                <w:rFonts w:ascii="Arial" w:hAnsi="Arial" w:cs="Arial"/>
+                <w:sz w:val="24"/>
+                <w:szCs w:val="24"/>
+              </w:rPr>
+              <w:t>20)</w:t>
             </w:r>
           </w:p>
         </w:tc>
@@ -3752,13 +4049,23 @@
                 <w:szCs w:val="24"/>
               </w:rPr>
             </w:pPr>
-            <w:r>
-              <w:rPr>
-                <w:rFonts w:ascii="Arial" w:hAnsi="Arial" w:cs="Arial"/>
-                <w:sz w:val="24"/>
-                <w:szCs w:val="24"/>
-              </w:rPr>
-              <w:t>VARCHAR(20)</w:t>
+            <w:proofErr w:type="gramStart"/>
+            <w:r>
+              <w:rPr>
+                <w:rFonts w:ascii="Arial" w:hAnsi="Arial" w:cs="Arial"/>
+                <w:sz w:val="24"/>
+                <w:szCs w:val="24"/>
+              </w:rPr>
+              <w:t>VARCHAR(</w:t>
+            </w:r>
+            <w:proofErr w:type="gramEnd"/>
+            <w:r>
+              <w:rPr>
+                <w:rFonts w:ascii="Arial" w:hAnsi="Arial" w:cs="Arial"/>
+                <w:sz w:val="24"/>
+                <w:szCs w:val="24"/>
+              </w:rPr>
+              <w:t>20)</w:t>
             </w:r>
           </w:p>
         </w:tc>
@@ -3825,13 +4132,23 @@
                 <w:szCs w:val="24"/>
               </w:rPr>
             </w:pPr>
-            <w:r>
-              <w:rPr>
-                <w:rFonts w:ascii="Arial" w:hAnsi="Arial" w:cs="Arial"/>
-                <w:sz w:val="24"/>
-                <w:szCs w:val="24"/>
-              </w:rPr>
-              <w:t xml:space="preserve">Cover_img </w:t>
+            <w:proofErr w:type="spellStart"/>
+            <w:r>
+              <w:rPr>
+                <w:rFonts w:ascii="Arial" w:hAnsi="Arial" w:cs="Arial"/>
+                <w:sz w:val="24"/>
+                <w:szCs w:val="24"/>
+              </w:rPr>
+              <w:t>Cover_img</w:t>
+            </w:r>
+            <w:proofErr w:type="spellEnd"/>
+            <w:r>
+              <w:rPr>
+                <w:rFonts w:ascii="Arial" w:hAnsi="Arial" w:cs="Arial"/>
+                <w:sz w:val="24"/>
+                <w:szCs w:val="24"/>
+              </w:rPr>
+              <w:t xml:space="preserve"> </w:t>
             </w:r>
           </w:p>
         </w:tc>
@@ -3847,13 +4164,23 @@
                 <w:szCs w:val="24"/>
               </w:rPr>
             </w:pPr>
-            <w:r>
-              <w:rPr>
-                <w:rFonts w:ascii="Arial" w:hAnsi="Arial" w:cs="Arial"/>
-                <w:sz w:val="24"/>
-                <w:szCs w:val="24"/>
-              </w:rPr>
-              <w:t>VARCHAR(255)</w:t>
+            <w:proofErr w:type="gramStart"/>
+            <w:r>
+              <w:rPr>
+                <w:rFonts w:ascii="Arial" w:hAnsi="Arial" w:cs="Arial"/>
+                <w:sz w:val="24"/>
+                <w:szCs w:val="24"/>
+              </w:rPr>
+              <w:t>VARCHAR(</w:t>
+            </w:r>
+            <w:proofErr w:type="gramEnd"/>
+            <w:r>
+              <w:rPr>
+                <w:rFonts w:ascii="Arial" w:hAnsi="Arial" w:cs="Arial"/>
+                <w:sz w:val="24"/>
+                <w:szCs w:val="24"/>
+              </w:rPr>
+              <w:t>255)</w:t>
             </w:r>
           </w:p>
         </w:tc>
@@ -3920,6 +4247,7 @@
                 <w:szCs w:val="24"/>
               </w:rPr>
             </w:pPr>
+            <w:proofErr w:type="spellStart"/>
             <w:r>
               <w:rPr>
                 <w:rFonts w:ascii="Arial" w:hAnsi="Arial" w:cs="Arial"/>
@@ -3928,6 +4256,7 @@
               </w:rPr>
               <w:t>Submission_date</w:t>
             </w:r>
+            <w:proofErr w:type="spellEnd"/>
           </w:p>
         </w:tc>
         <w:tc>
@@ -3948,7 +4277,7 @@
                 <w:sz w:val="24"/>
                 <w:szCs w:val="24"/>
               </w:rPr>
-              <w:t>VARCHAR(20)</w:t>
+              <w:t>TIMESTAMP</w:t>
             </w:r>
           </w:p>
         </w:tc>
@@ -4015,6 +4344,7 @@
                 <w:szCs w:val="24"/>
               </w:rPr>
             </w:pPr>
+            <w:proofErr w:type="spellStart"/>
             <w:r>
               <w:rPr>
                 <w:rFonts w:ascii="Arial" w:hAnsi="Arial" w:cs="Arial"/>
@@ -4023,6 +4353,7 @@
               </w:rPr>
               <w:t>Is_deleted</w:t>
             </w:r>
+            <w:proofErr w:type="spellEnd"/>
           </w:p>
         </w:tc>
         <w:tc>
@@ -4059,6 +4390,7 @@
                 <w:szCs w:val="24"/>
               </w:rPr>
             </w:pPr>
+            <w:proofErr w:type="gramStart"/>
             <w:r>
               <w:rPr>
                 <w:rFonts w:ascii="Arial" w:hAnsi="Arial" w:cs="Arial"/>
@@ -4067,6 +4399,7 @@
               </w:rPr>
               <w:t>DEFAULT  FALSE</w:t>
             </w:r>
+            <w:proofErr w:type="gramEnd"/>
           </w:p>
         </w:tc>
         <w:tc>
@@ -4081,13 +4414,41 @@
                 <w:szCs w:val="24"/>
               </w:rPr>
             </w:pPr>
-            <w:r>
-              <w:rPr>
-                <w:rFonts w:ascii="Arial" w:hAnsi="Arial" w:cs="Arial"/>
-                <w:sz w:val="24"/>
-                <w:szCs w:val="24"/>
-              </w:rPr>
-              <w:t>is_deleted refers to when a user gets deleted. Instead of deleting the actual data. It flag the data as deleted (true) and filter it out.</w:t>
+            <w:proofErr w:type="spellStart"/>
+            <w:r>
+              <w:rPr>
+                <w:rFonts w:ascii="Arial" w:hAnsi="Arial" w:cs="Arial"/>
+                <w:sz w:val="24"/>
+                <w:szCs w:val="24"/>
+              </w:rPr>
+              <w:t>is_deleted</w:t>
+            </w:r>
+            <w:proofErr w:type="spellEnd"/>
+            <w:r>
+              <w:rPr>
+                <w:rFonts w:ascii="Arial" w:hAnsi="Arial" w:cs="Arial"/>
+                <w:sz w:val="24"/>
+                <w:szCs w:val="24"/>
+              </w:rPr>
+              <w:t xml:space="preserve"> refers to when a user gets deleted. Instead of deleting the actual data. It </w:t>
+            </w:r>
+            <w:proofErr w:type="gramStart"/>
+            <w:r>
+              <w:rPr>
+                <w:rFonts w:ascii="Arial" w:hAnsi="Arial" w:cs="Arial"/>
+                <w:sz w:val="24"/>
+                <w:szCs w:val="24"/>
+              </w:rPr>
+              <w:t>flag</w:t>
+            </w:r>
+            <w:proofErr w:type="gramEnd"/>
+            <w:r>
+              <w:rPr>
+                <w:rFonts w:ascii="Arial" w:hAnsi="Arial" w:cs="Arial"/>
+                <w:sz w:val="24"/>
+                <w:szCs w:val="24"/>
+              </w:rPr>
+              <w:t xml:space="preserve"> the data as deleted (true) and filter it out.</w:t>
             </w:r>
           </w:p>
         </w:tc>
@@ -4295,6 +4656,7 @@
                 <w:szCs w:val="24"/>
               </w:rPr>
             </w:pPr>
+            <w:proofErr w:type="spellStart"/>
             <w:r>
               <w:rPr>
                 <w:rFonts w:ascii="Arial" w:hAnsi="Arial" w:cs="Arial"/>
@@ -4311,6 +4673,7 @@
               </w:rPr>
               <w:t>Id</w:t>
             </w:r>
+            <w:proofErr w:type="spellEnd"/>
           </w:p>
         </w:tc>
         <w:tc>
@@ -4415,6 +4778,7 @@
                 <w:szCs w:val="24"/>
               </w:rPr>
             </w:pPr>
+            <w:proofErr w:type="spellStart"/>
             <w:r>
               <w:rPr>
                 <w:rFonts w:ascii="Arial" w:hAnsi="Arial" w:cs="Arial"/>
@@ -4423,6 +4787,7 @@
               </w:rPr>
               <w:t>Manga_id</w:t>
             </w:r>
+            <w:proofErr w:type="spellEnd"/>
           </w:p>
         </w:tc>
         <w:tc>
@@ -4498,13 +4863,23 @@
                 <w:szCs w:val="24"/>
               </w:rPr>
             </w:pPr>
-            <w:r>
-              <w:rPr>
-                <w:rFonts w:ascii="Arial" w:hAnsi="Arial" w:cs="Arial"/>
-                <w:sz w:val="24"/>
-                <w:szCs w:val="24"/>
-              </w:rPr>
-              <w:t>Manga_id and the chapter id is a composite key for making the chapter table unique. It is also a foreign key referencing to the manga table</w:t>
+            <w:proofErr w:type="spellStart"/>
+            <w:r>
+              <w:rPr>
+                <w:rFonts w:ascii="Arial" w:hAnsi="Arial" w:cs="Arial"/>
+                <w:sz w:val="24"/>
+                <w:szCs w:val="24"/>
+              </w:rPr>
+              <w:t>Manga_id</w:t>
+            </w:r>
+            <w:proofErr w:type="spellEnd"/>
+            <w:r>
+              <w:rPr>
+                <w:rFonts w:ascii="Arial" w:hAnsi="Arial" w:cs="Arial"/>
+                <w:sz w:val="24"/>
+                <w:szCs w:val="24"/>
+              </w:rPr>
+              <w:t xml:space="preserve"> and the chapter id is a composite key for making the chapter table unique. It is also a foreign key referencing to the manga table</w:t>
             </w:r>
           </w:p>
         </w:tc>
@@ -4549,13 +4924,23 @@
                 <w:szCs w:val="24"/>
               </w:rPr>
             </w:pPr>
-            <w:r>
-              <w:rPr>
-                <w:rFonts w:ascii="Arial" w:hAnsi="Arial" w:cs="Arial"/>
-                <w:sz w:val="24"/>
-                <w:szCs w:val="24"/>
-              </w:rPr>
-              <w:t>VARCHAR(255)</w:t>
+            <w:proofErr w:type="gramStart"/>
+            <w:r>
+              <w:rPr>
+                <w:rFonts w:ascii="Arial" w:hAnsi="Arial" w:cs="Arial"/>
+                <w:sz w:val="24"/>
+                <w:szCs w:val="24"/>
+              </w:rPr>
+              <w:t>VARCHAR(</w:t>
+            </w:r>
+            <w:proofErr w:type="gramEnd"/>
+            <w:r>
+              <w:rPr>
+                <w:rFonts w:ascii="Arial" w:hAnsi="Arial" w:cs="Arial"/>
+                <w:sz w:val="24"/>
+                <w:szCs w:val="24"/>
+              </w:rPr>
+              <w:t>255)</w:t>
             </w:r>
           </w:p>
         </w:tc>
@@ -4615,20 +5000,23 @@
           </w:tcPr>
           <w:p>
             <w:pPr>
-              <w:rPr>
-                <w:rFonts w:ascii="Arial" w:hAnsi="Arial" w:cs="Arial"/>
-                <w:sz w:val="24"/>
-                <w:szCs w:val="24"/>
-              </w:rPr>
-            </w:pPr>
-            <w:r>
-              <w:rPr>
-                <w:rFonts w:ascii="Arial" w:hAnsi="Arial" w:cs="Arial"/>
-                <w:sz w:val="24"/>
-                <w:szCs w:val="24"/>
-              </w:rPr>
-              <w:t>Release_date</w:t>
-            </w:r>
+              <w:jc w:val="center"/>
+              <w:rPr>
+                <w:rFonts w:ascii="Arial" w:hAnsi="Arial" w:cs="Arial"/>
+                <w:sz w:val="24"/>
+                <w:szCs w:val="24"/>
+              </w:rPr>
+            </w:pPr>
+            <w:proofErr w:type="spellStart"/>
+            <w:r>
+              <w:rPr>
+                <w:rFonts w:ascii="Arial" w:hAnsi="Arial" w:cs="Arial"/>
+                <w:sz w:val="24"/>
+                <w:szCs w:val="24"/>
+              </w:rPr>
+              <w:t>Chapter_number</w:t>
+            </w:r>
+            <w:proofErr w:type="spellEnd"/>
           </w:p>
         </w:tc>
         <w:tc>
@@ -4649,23 +5037,7 @@
                 <w:sz w:val="24"/>
                 <w:szCs w:val="24"/>
               </w:rPr>
-              <w:t>VARCHAR(2</w:t>
-            </w:r>
-            <w:r>
-              <w:rPr>
-                <w:rFonts w:ascii="Arial" w:hAnsi="Arial" w:cs="Arial"/>
-                <w:sz w:val="24"/>
-                <w:szCs w:val="24"/>
-              </w:rPr>
-              <w:t>0</w:t>
-            </w:r>
-            <w:r>
-              <w:rPr>
-                <w:rFonts w:ascii="Arial" w:hAnsi="Arial" w:cs="Arial"/>
-                <w:sz w:val="24"/>
-                <w:szCs w:val="24"/>
-              </w:rPr>
-              <w:t>)</w:t>
+              <w:t>INT</w:t>
             </w:r>
           </w:p>
         </w:tc>
@@ -4709,7 +5081,7 @@
                 <w:sz w:val="24"/>
                 <w:szCs w:val="24"/>
               </w:rPr>
-              <w:t>It refers to when a chapter been uploaded and it gets released.</w:t>
+              <w:t>It refers to the number of the chapter</w:t>
             </w:r>
           </w:p>
         </w:tc>
@@ -4731,6 +5103,102 @@
                 <w:szCs w:val="24"/>
               </w:rPr>
             </w:pPr>
+            <w:proofErr w:type="spellStart"/>
+            <w:r>
+              <w:rPr>
+                <w:rFonts w:ascii="Arial" w:hAnsi="Arial" w:cs="Arial"/>
+                <w:sz w:val="24"/>
+                <w:szCs w:val="24"/>
+              </w:rPr>
+              <w:t>Release_date</w:t>
+            </w:r>
+            <w:proofErr w:type="spellEnd"/>
+          </w:p>
+        </w:tc>
+        <w:tc>
+          <w:tcPr>
+            <w:tcW w:w="1980" w:type="dxa"/>
+          </w:tcPr>
+          <w:p>
+            <w:pPr>
+              <w:rPr>
+                <w:rFonts w:ascii="Arial" w:hAnsi="Arial" w:cs="Arial"/>
+                <w:sz w:val="24"/>
+                <w:szCs w:val="24"/>
+              </w:rPr>
+            </w:pPr>
+            <w:r>
+              <w:rPr>
+                <w:rFonts w:ascii="Arial" w:hAnsi="Arial" w:cs="Arial"/>
+                <w:sz w:val="24"/>
+                <w:szCs w:val="24"/>
+              </w:rPr>
+              <w:t>TIMESTAMP</w:t>
+            </w:r>
+          </w:p>
+        </w:tc>
+        <w:tc>
+          <w:tcPr>
+            <w:tcW w:w="1890" w:type="dxa"/>
+          </w:tcPr>
+          <w:p>
+            <w:pPr>
+              <w:rPr>
+                <w:rFonts w:ascii="Arial" w:hAnsi="Arial" w:cs="Arial"/>
+                <w:sz w:val="24"/>
+                <w:szCs w:val="24"/>
+              </w:rPr>
+            </w:pPr>
+            <w:r>
+              <w:rPr>
+                <w:rFonts w:ascii="Arial" w:hAnsi="Arial" w:cs="Arial"/>
+                <w:sz w:val="24"/>
+                <w:szCs w:val="24"/>
+              </w:rPr>
+              <w:t>NOT NULL</w:t>
+            </w:r>
+          </w:p>
+        </w:tc>
+        <w:tc>
+          <w:tcPr>
+            <w:tcW w:w="4860" w:type="dxa"/>
+          </w:tcPr>
+          <w:p>
+            <w:pPr>
+              <w:rPr>
+                <w:rFonts w:ascii="Arial" w:hAnsi="Arial" w:cs="Arial"/>
+                <w:sz w:val="24"/>
+                <w:szCs w:val="24"/>
+              </w:rPr>
+            </w:pPr>
+            <w:r>
+              <w:rPr>
+                <w:rFonts w:ascii="Arial" w:hAnsi="Arial" w:cs="Arial"/>
+                <w:sz w:val="24"/>
+                <w:szCs w:val="24"/>
+              </w:rPr>
+              <w:t>It refers to when a chapter been uploaded and it gets released.</w:t>
+            </w:r>
+          </w:p>
+        </w:tc>
+      </w:tr>
+      <w:tr>
+        <w:trPr>
+          <w:trHeight w:val="476"/>
+          <w:jc w:val="center"/>
+        </w:trPr>
+        <w:tc>
+          <w:tcPr>
+            <w:tcW w:w="2155" w:type="dxa"/>
+          </w:tcPr>
+          <w:p>
+            <w:pPr>
+              <w:rPr>
+                <w:rFonts w:ascii="Arial" w:hAnsi="Arial" w:cs="Arial"/>
+                <w:sz w:val="24"/>
+                <w:szCs w:val="24"/>
+              </w:rPr>
+            </w:pPr>
             <w:r>
               <w:rPr>
                 <w:rFonts w:ascii="Arial" w:hAnsi="Arial" w:cs="Arial"/>
@@ -4753,13 +5221,23 @@
                 <w:szCs w:val="24"/>
               </w:rPr>
             </w:pPr>
-            <w:r>
-              <w:rPr>
-                <w:rFonts w:ascii="Arial" w:hAnsi="Arial" w:cs="Arial"/>
-                <w:sz w:val="24"/>
-                <w:szCs w:val="24"/>
-              </w:rPr>
-              <w:t>VARCHAR(20</w:t>
+            <w:proofErr w:type="gramStart"/>
+            <w:r>
+              <w:rPr>
+                <w:rFonts w:ascii="Arial" w:hAnsi="Arial" w:cs="Arial"/>
+                <w:sz w:val="24"/>
+                <w:szCs w:val="24"/>
+              </w:rPr>
+              <w:t>VARCHAR(</w:t>
+            </w:r>
+            <w:proofErr w:type="gramEnd"/>
+            <w:r>
+              <w:rPr>
+                <w:rFonts w:ascii="Arial" w:hAnsi="Arial" w:cs="Arial"/>
+                <w:sz w:val="24"/>
+                <w:szCs w:val="24"/>
+              </w:rPr>
+              <w:t>20</w:t>
             </w:r>
           </w:p>
         </w:tc>
@@ -4839,7 +5317,7 @@
           <w:sz w:val="24"/>
           <w:szCs w:val="24"/>
         </w:rPr>
-        <w:t>PAGE</w:t>
+        <w:t>IMAGE</w:t>
       </w:r>
     </w:p>
     <w:tbl>
@@ -4988,14 +5466,24 @@
                 <w:szCs w:val="24"/>
               </w:rPr>
             </w:pPr>
-            <w:r>
-              <w:rPr>
-                <w:rFonts w:ascii="Arial" w:hAnsi="Arial" w:cs="Arial"/>
-                <w:sz w:val="24"/>
-                <w:szCs w:val="24"/>
-              </w:rPr>
-              <w:t>Page_id</w:t>
-            </w:r>
+            <w:proofErr w:type="spellStart"/>
+            <w:r>
+              <w:rPr>
+                <w:rFonts w:ascii="Arial" w:hAnsi="Arial" w:cs="Arial"/>
+                <w:sz w:val="24"/>
+                <w:szCs w:val="24"/>
+              </w:rPr>
+              <w:t>image</w:t>
+            </w:r>
+            <w:r>
+              <w:rPr>
+                <w:rFonts w:ascii="Arial" w:hAnsi="Arial" w:cs="Arial"/>
+                <w:sz w:val="24"/>
+                <w:szCs w:val="24"/>
+              </w:rPr>
+              <w:t>_id</w:t>
+            </w:r>
+            <w:proofErr w:type="spellEnd"/>
           </w:p>
         </w:tc>
         <w:tc>
@@ -5083,6 +5571,7 @@
                 <w:szCs w:val="24"/>
               </w:rPr>
             </w:pPr>
+            <w:proofErr w:type="spellStart"/>
             <w:r>
               <w:rPr>
                 <w:rFonts w:ascii="Arial" w:hAnsi="Arial" w:cs="Arial"/>
@@ -5091,6 +5580,7 @@
               </w:rPr>
               <w:t>Chapter_id</w:t>
             </w:r>
+            <w:proofErr w:type="spellEnd"/>
           </w:p>
         </w:tc>
         <w:tc>
@@ -5149,13 +5639,23 @@
                 <w:szCs w:val="24"/>
               </w:rPr>
             </w:pPr>
-            <w:r>
-              <w:rPr>
-                <w:rFonts w:ascii="Arial" w:hAnsi="Arial" w:cs="Arial"/>
-                <w:sz w:val="24"/>
-                <w:szCs w:val="24"/>
-              </w:rPr>
-              <w:t>Chapter_Id refers to the number of the chapter. Referencing the chapter table</w:t>
+            <w:proofErr w:type="spellStart"/>
+            <w:r>
+              <w:rPr>
+                <w:rFonts w:ascii="Arial" w:hAnsi="Arial" w:cs="Arial"/>
+                <w:sz w:val="24"/>
+                <w:szCs w:val="24"/>
+              </w:rPr>
+              <w:t>Chapter_Id</w:t>
+            </w:r>
+            <w:proofErr w:type="spellEnd"/>
+            <w:r>
+              <w:rPr>
+                <w:rFonts w:ascii="Arial" w:hAnsi="Arial" w:cs="Arial"/>
+                <w:sz w:val="24"/>
+                <w:szCs w:val="24"/>
+              </w:rPr>
+              <w:t xml:space="preserve"> refers to the number of the chapter. Referencing the chapter table</w:t>
             </w:r>
           </w:p>
         </w:tc>
@@ -5171,21 +5671,22 @@
           </w:tcPr>
           <w:p>
             <w:pPr>
-              <w:jc w:val="center"/>
-              <w:rPr>
-                <w:rFonts w:ascii="Arial" w:hAnsi="Arial" w:cs="Arial"/>
-                <w:sz w:val="24"/>
-                <w:szCs w:val="24"/>
-              </w:rPr>
-            </w:pPr>
-            <w:r>
-              <w:rPr>
-                <w:rFonts w:ascii="Arial" w:hAnsi="Arial" w:cs="Arial"/>
-                <w:sz w:val="24"/>
-                <w:szCs w:val="24"/>
-              </w:rPr>
-              <w:t>Page_number</w:t>
-            </w:r>
+              <w:rPr>
+                <w:rFonts w:ascii="Arial" w:hAnsi="Arial" w:cs="Arial"/>
+                <w:sz w:val="24"/>
+                <w:szCs w:val="24"/>
+              </w:rPr>
+            </w:pPr>
+            <w:proofErr w:type="spellStart"/>
+            <w:r>
+              <w:rPr>
+                <w:rFonts w:ascii="Arial" w:hAnsi="Arial" w:cs="Arial"/>
+                <w:sz w:val="24"/>
+                <w:szCs w:val="24"/>
+              </w:rPr>
+              <w:t>Image_url</w:t>
+            </w:r>
+            <w:proofErr w:type="spellEnd"/>
           </w:p>
         </w:tc>
         <w:tc>
@@ -5200,13 +5701,31 @@
                 <w:szCs w:val="24"/>
               </w:rPr>
             </w:pPr>
-            <w:r>
-              <w:rPr>
-                <w:rFonts w:ascii="Arial" w:hAnsi="Arial" w:cs="Arial"/>
-                <w:sz w:val="24"/>
-                <w:szCs w:val="24"/>
-              </w:rPr>
-              <w:t>INT</w:t>
+            <w:proofErr w:type="gramStart"/>
+            <w:r>
+              <w:rPr>
+                <w:rFonts w:ascii="Arial" w:hAnsi="Arial" w:cs="Arial"/>
+                <w:sz w:val="24"/>
+                <w:szCs w:val="24"/>
+              </w:rPr>
+              <w:t>VARCHAR(</w:t>
+            </w:r>
+            <w:proofErr w:type="gramEnd"/>
+            <w:r>
+              <w:rPr>
+                <w:rFonts w:ascii="Arial" w:hAnsi="Arial" w:cs="Arial"/>
+                <w:sz w:val="24"/>
+                <w:szCs w:val="24"/>
+              </w:rPr>
+              <w:t>255</w:t>
+            </w:r>
+            <w:r>
+              <w:rPr>
+                <w:rFonts w:ascii="Arial" w:hAnsi="Arial" w:cs="Arial"/>
+                <w:sz w:val="24"/>
+                <w:szCs w:val="24"/>
+              </w:rPr>
+              <w:t>)</w:t>
             </w:r>
           </w:p>
         </w:tc>
@@ -5244,42 +5763,7 @@
                 <w:szCs w:val="24"/>
               </w:rPr>
             </w:pPr>
-            <w:r>
-              <w:rPr>
-                <w:rFonts w:ascii="Arial" w:hAnsi="Arial" w:cs="Arial"/>
-                <w:sz w:val="24"/>
-                <w:szCs w:val="24"/>
-              </w:rPr>
-              <w:t xml:space="preserve">It refers to </w:t>
-            </w:r>
-            <w:r>
-              <w:rPr>
-                <w:rFonts w:ascii="Arial" w:hAnsi="Arial" w:cs="Arial"/>
-                <w:sz w:val="24"/>
-                <w:szCs w:val="24"/>
-              </w:rPr>
-              <w:t>the spot number of the parking spot</w:t>
-            </w:r>
-          </w:p>
-        </w:tc>
-      </w:tr>
-      <w:tr>
-        <w:trPr>
-          <w:trHeight w:val="476"/>
-          <w:jc w:val="center"/>
-        </w:trPr>
-        <w:tc>
-          <w:tcPr>
-            <w:tcW w:w="2155" w:type="dxa"/>
-          </w:tcPr>
-          <w:p>
-            <w:pPr>
-              <w:rPr>
-                <w:rFonts w:ascii="Arial" w:hAnsi="Arial" w:cs="Arial"/>
-                <w:sz w:val="24"/>
-                <w:szCs w:val="24"/>
-              </w:rPr>
-            </w:pPr>
+            <w:proofErr w:type="spellStart"/>
             <w:r>
               <w:rPr>
                 <w:rFonts w:ascii="Arial" w:hAnsi="Arial" w:cs="Arial"/>
@@ -5288,87 +5772,14 @@
               </w:rPr>
               <w:t>Image_url</w:t>
             </w:r>
-          </w:p>
-        </w:tc>
-        <w:tc>
-          <w:tcPr>
-            <w:tcW w:w="1980" w:type="dxa"/>
-          </w:tcPr>
-          <w:p>
-            <w:pPr>
-              <w:rPr>
-                <w:rFonts w:ascii="Arial" w:hAnsi="Arial" w:cs="Arial"/>
-                <w:sz w:val="24"/>
-                <w:szCs w:val="24"/>
-              </w:rPr>
-            </w:pPr>
-            <w:r>
-              <w:rPr>
-                <w:rFonts w:ascii="Arial" w:hAnsi="Arial" w:cs="Arial"/>
-                <w:sz w:val="24"/>
-                <w:szCs w:val="24"/>
-              </w:rPr>
-              <w:t>VARCHAR(</w:t>
-            </w:r>
-            <w:r>
-              <w:rPr>
-                <w:rFonts w:ascii="Arial" w:hAnsi="Arial" w:cs="Arial"/>
-                <w:sz w:val="24"/>
-                <w:szCs w:val="24"/>
-              </w:rPr>
-              <w:t>255</w:t>
-            </w:r>
-            <w:r>
-              <w:rPr>
-                <w:rFonts w:ascii="Arial" w:hAnsi="Arial" w:cs="Arial"/>
-                <w:sz w:val="24"/>
-                <w:szCs w:val="24"/>
-              </w:rPr>
-              <w:t>)</w:t>
-            </w:r>
-          </w:p>
-        </w:tc>
-        <w:tc>
-          <w:tcPr>
-            <w:tcW w:w="1890" w:type="dxa"/>
-          </w:tcPr>
-          <w:p>
-            <w:pPr>
-              <w:rPr>
-                <w:rFonts w:ascii="Arial" w:hAnsi="Arial" w:cs="Arial"/>
-                <w:sz w:val="24"/>
-                <w:szCs w:val="24"/>
-              </w:rPr>
-            </w:pPr>
-            <w:r>
-              <w:rPr>
-                <w:rFonts w:ascii="Arial" w:hAnsi="Arial" w:cs="Arial"/>
-                <w:sz w:val="24"/>
-                <w:szCs w:val="24"/>
-              </w:rPr>
-              <w:t>NOT NULL</w:t>
-            </w:r>
-          </w:p>
-        </w:tc>
-        <w:tc>
-          <w:tcPr>
-            <w:tcW w:w="4860" w:type="dxa"/>
-          </w:tcPr>
-          <w:p>
-            <w:pPr>
-              <w:rPr>
-                <w:rFonts w:ascii="Arial" w:hAnsi="Arial" w:cs="Arial"/>
-                <w:sz w:val="24"/>
-                <w:szCs w:val="24"/>
-              </w:rPr>
-            </w:pPr>
-            <w:r>
-              <w:rPr>
-                <w:rFonts w:ascii="Arial" w:hAnsi="Arial" w:cs="Arial"/>
-                <w:sz w:val="24"/>
-                <w:szCs w:val="24"/>
-              </w:rPr>
-              <w:t xml:space="preserve">Image_url is where the image of the page is being stored. </w:t>
+            <w:proofErr w:type="spellEnd"/>
+            <w:r>
+              <w:rPr>
+                <w:rFonts w:ascii="Arial" w:hAnsi="Arial" w:cs="Arial"/>
+                <w:sz w:val="24"/>
+                <w:szCs w:val="24"/>
+              </w:rPr>
+              <w:t xml:space="preserve"> is where the image of the page is being stored. </w:t>
             </w:r>
           </w:p>
         </w:tc>
@@ -5417,28 +5828,18 @@
         </w:rPr>
         <w:lastRenderedPageBreak/>
         <w:drawing>
-          <wp:anchor distT="0" distB="0" distL="114300" distR="114300" simplePos="0" relativeHeight="251659264" behindDoc="1" locked="0" layoutInCell="1" allowOverlap="1" wp14:anchorId="4C94B9A3" wp14:editId="1A259C49">
+          <wp:anchor distT="0" distB="0" distL="114300" distR="114300" simplePos="0" relativeHeight="251664384" behindDoc="0" locked="0" layoutInCell="1" allowOverlap="1" wp14:anchorId="27252A46" wp14:editId="0DC461C9">
             <wp:simplePos x="0" y="0"/>
             <wp:positionH relativeFrom="column">
-              <wp:posOffset>2615565</wp:posOffset>
+              <wp:posOffset>-85090</wp:posOffset>
             </wp:positionH>
             <wp:positionV relativeFrom="paragraph">
-              <wp:posOffset>0</wp:posOffset>
+              <wp:posOffset>260350</wp:posOffset>
             </wp:positionV>
-            <wp:extent cx="4233545" cy="8229600"/>
-            <wp:effectExtent l="0" t="0" r="0" b="0"/>
-            <wp:wrapTight wrapText="bothSides">
-              <wp:wrapPolygon edited="0">
-                <wp:start x="2138" y="0"/>
-                <wp:lineTo x="0" y="50"/>
-                <wp:lineTo x="0" y="21550"/>
-                <wp:lineTo x="21480" y="21550"/>
-                <wp:lineTo x="21480" y="50"/>
-                <wp:lineTo x="19342" y="0"/>
-                <wp:lineTo x="2138" y="0"/>
-              </wp:wrapPolygon>
-            </wp:wrapTight>
-            <wp:docPr id="1913541919" name="Picture 9"/>
+            <wp:extent cx="5655945" cy="10709275"/>
+            <wp:effectExtent l="0" t="0" r="1905" b="0"/>
+            <wp:wrapTopAndBottom/>
+            <wp:docPr id="523382538" name="Picture 3"/>
             <wp:cNvGraphicFramePr>
               <a:graphicFrameLocks xmlns:a="http://schemas.openxmlformats.org/drawingml/2006/main" noChangeAspect="1"/>
             </wp:cNvGraphicFramePr>
@@ -5446,13 +5847,13 @@
               <a:graphicData uri="http://schemas.openxmlformats.org/drawingml/2006/picture">
                 <pic:pic xmlns:pic="http://schemas.openxmlformats.org/drawingml/2006/picture">
                   <pic:nvPicPr>
-                    <pic:cNvPr id="0" name="Picture 28"/>
+                    <pic:cNvPr id="0" name="Picture 4"/>
                     <pic:cNvPicPr>
                       <a:picLocks noChangeAspect="1" noChangeArrowheads="1"/>
                     </pic:cNvPicPr>
                   </pic:nvPicPr>
                   <pic:blipFill>
-                    <a:blip r:embed="rId9" cstate="print">
+                    <a:blip r:embed="rId10" cstate="print">
                       <a:extLst>
                         <a:ext uri="{28A0092B-C50C-407E-A947-70E740481C1C}">
                           <a14:useLocalDpi xmlns:a14="http://schemas.microsoft.com/office/drawing/2010/main" val="0"/>
@@ -5467,7 +5868,7 @@
                   <pic:spPr bwMode="auto">
                     <a:xfrm>
                       <a:off x="0" y="0"/>
-                      <a:ext cx="4233545" cy="8229600"/>
+                      <a:ext cx="5655945" cy="10709275"/>
                     </a:xfrm>
                     <a:prstGeom prst="rect">
                       <a:avLst/>
@@ -5483,6 +5884,9 @@
             <wp14:sizeRelH relativeFrom="margin">
               <wp14:pctWidth>0</wp14:pctWidth>
             </wp14:sizeRelH>
+            <wp14:sizeRelV relativeFrom="margin">
+              <wp14:pctHeight>0</wp14:pctHeight>
+            </wp14:sizeRelV>
           </wp:anchor>
         </w:drawing>
       </w:r>
@@ -5513,83 +5917,6 @@
           <w:noProof/>
         </w:rPr>
       </w:pPr>
-      <w:r>
-        <w:rPr>
-          <w:noProof/>
-        </w:rPr>
-        <w:drawing>
-          <wp:anchor distT="0" distB="0" distL="114300" distR="114300" simplePos="0" relativeHeight="251658240" behindDoc="1" locked="0" layoutInCell="1" allowOverlap="1" wp14:anchorId="5C579147" wp14:editId="04B7CC4F">
-            <wp:simplePos x="0" y="0"/>
-            <wp:positionH relativeFrom="column">
-              <wp:posOffset>-840105</wp:posOffset>
-            </wp:positionH>
-            <wp:positionV relativeFrom="paragraph">
-              <wp:posOffset>182880</wp:posOffset>
-            </wp:positionV>
-            <wp:extent cx="4008120" cy="7442200"/>
-            <wp:effectExtent l="0" t="0" r="0" b="6350"/>
-            <wp:wrapTight wrapText="bothSides">
-              <wp:wrapPolygon edited="0">
-                <wp:start x="2361" y="0"/>
-                <wp:lineTo x="0" y="55"/>
-                <wp:lineTo x="0" y="21563"/>
-                <wp:lineTo x="21456" y="21563"/>
-                <wp:lineTo x="21456" y="55"/>
-                <wp:lineTo x="19095" y="0"/>
-                <wp:lineTo x="2361" y="0"/>
-              </wp:wrapPolygon>
-            </wp:wrapTight>
-            <wp:docPr id="1628017772" name="Picture 7"/>
-            <wp:cNvGraphicFramePr>
-              <a:graphicFrameLocks xmlns:a="http://schemas.openxmlformats.org/drawingml/2006/main" noChangeAspect="1"/>
-            </wp:cNvGraphicFramePr>
-            <a:graphic xmlns:a="http://schemas.openxmlformats.org/drawingml/2006/main">
-              <a:graphicData uri="http://schemas.openxmlformats.org/drawingml/2006/picture">
-                <pic:pic xmlns:pic="http://schemas.openxmlformats.org/drawingml/2006/picture">
-                  <pic:nvPicPr>
-                    <pic:cNvPr id="0" name="Picture 24"/>
-                    <pic:cNvPicPr>
-                      <a:picLocks noChangeAspect="1" noChangeArrowheads="1"/>
-                    </pic:cNvPicPr>
-                  </pic:nvPicPr>
-                  <pic:blipFill rotWithShape="1">
-                    <a:blip r:embed="rId10" cstate="print">
-                      <a:extLst>
-                        <a:ext uri="{28A0092B-C50C-407E-A947-70E740481C1C}">
-                          <a14:useLocalDpi xmlns:a14="http://schemas.microsoft.com/office/drawing/2010/main" val="0"/>
-                        </a:ext>
-                      </a:extLst>
-                    </a:blip>
-                    <a:srcRect b="9561"/>
-                    <a:stretch/>
-                  </pic:blipFill>
-                  <pic:spPr bwMode="auto">
-                    <a:xfrm>
-                      <a:off x="0" y="0"/>
-                      <a:ext cx="4008120" cy="7442200"/>
-                    </a:xfrm>
-                    <a:prstGeom prst="rect">
-                      <a:avLst/>
-                    </a:prstGeom>
-                    <a:noFill/>
-                    <a:ln>
-                      <a:noFill/>
-                    </a:ln>
-                    <a:extLst>
-                      <a:ext uri="{53640926-AAD7-44D8-BBD7-CCE9431645EC}">
-                        <a14:shadowObscured xmlns:a14="http://schemas.microsoft.com/office/drawing/2010/main"/>
-                      </a:ext>
-                    </a:extLst>
-                  </pic:spPr>
-                </pic:pic>
-              </a:graphicData>
-            </a:graphic>
-            <wp14:sizeRelH relativeFrom="margin">
-              <wp14:pctWidth>0</wp14:pctWidth>
-            </wp14:sizeRelH>
-          </wp:anchor>
-        </w:drawing>
-      </w:r>
     </w:p>
     <w:p>
       <w:pPr>
